--- a/programs/java/LAB211/CarInsurance/Report-CarInsuranceProject.docx
+++ b/programs/java/LAB211/CarInsurance/Report-CarInsuranceProject.docx
@@ -35,7 +35,7 @@
         <w:keepNext w:val="true"/>
         <w:numPr>
           <w:ilvl w:val="0"/>
-          <w:numId w:val="5"/>
+          <w:numId w:val="8"/>
         </w:numPr>
         <w:rPr/>
       </w:pPr>
@@ -116,7 +116,7 @@
         <w:pStyle w:val="NoSpacing"/>
         <w:numPr>
           <w:ilvl w:val="0"/>
-          <w:numId w:val="6"/>
+          <w:numId w:val="9"/>
         </w:numPr>
         <w:spacing w:before="0" w:after="100"/>
         <w:rPr/>
@@ -171,7 +171,7 @@
         <w:pStyle w:val="NoSpacing"/>
         <w:numPr>
           <w:ilvl w:val="0"/>
-          <w:numId w:val="2"/>
+          <w:numId w:val="5"/>
         </w:numPr>
         <w:spacing w:before="0" w:after="100"/>
         <w:rPr/>
@@ -232,7 +232,7 @@
         <w:pStyle w:val="NoSpacing"/>
         <w:numPr>
           <w:ilvl w:val="0"/>
-          <w:numId w:val="7"/>
+          <w:numId w:val="10"/>
         </w:numPr>
         <w:spacing w:before="0" w:after="100"/>
         <w:rPr/>
@@ -251,7 +251,7 @@
         <w:pStyle w:val="NoSpacing"/>
         <w:numPr>
           <w:ilvl w:val="0"/>
-          <w:numId w:val="3"/>
+          <w:numId w:val="6"/>
         </w:numPr>
         <w:spacing w:before="0" w:after="100"/>
         <w:rPr/>
@@ -270,7 +270,7 @@
         <w:pStyle w:val="NoSpacing"/>
         <w:numPr>
           <w:ilvl w:val="0"/>
-          <w:numId w:val="3"/>
+          <w:numId w:val="6"/>
         </w:numPr>
         <w:spacing w:before="0" w:after="100"/>
         <w:rPr/>
@@ -289,7 +289,7 @@
         <w:pStyle w:val="NoSpacing"/>
         <w:numPr>
           <w:ilvl w:val="0"/>
-          <w:numId w:val="3"/>
+          <w:numId w:val="6"/>
         </w:numPr>
         <w:spacing w:before="0" w:after="100"/>
         <w:rPr/>
@@ -308,7 +308,7 @@
         <w:pStyle w:val="NoSpacing"/>
         <w:numPr>
           <w:ilvl w:val="0"/>
-          <w:numId w:val="3"/>
+          <w:numId w:val="6"/>
         </w:numPr>
         <w:spacing w:before="0" w:after="100"/>
         <w:rPr/>
@@ -327,7 +327,7 @@
         <w:pStyle w:val="NoSpacing"/>
         <w:numPr>
           <w:ilvl w:val="0"/>
-          <w:numId w:val="3"/>
+          <w:numId w:val="6"/>
         </w:numPr>
         <w:spacing w:before="0" w:after="100"/>
         <w:rPr/>
@@ -346,7 +346,7 @@
         <w:pStyle w:val="NoSpacing"/>
         <w:numPr>
           <w:ilvl w:val="0"/>
-          <w:numId w:val="3"/>
+          <w:numId w:val="6"/>
         </w:numPr>
         <w:spacing w:before="0" w:after="100"/>
         <w:rPr/>
@@ -365,7 +365,7 @@
         <w:pStyle w:val="NoSpacing"/>
         <w:numPr>
           <w:ilvl w:val="0"/>
-          <w:numId w:val="3"/>
+          <w:numId w:val="6"/>
         </w:numPr>
         <w:spacing w:before="0" w:after="100"/>
         <w:rPr/>
@@ -384,7 +384,7 @@
         <w:pStyle w:val="NoSpacing"/>
         <w:numPr>
           <w:ilvl w:val="0"/>
-          <w:numId w:val="3"/>
+          <w:numId w:val="6"/>
         </w:numPr>
         <w:spacing w:before="0" w:after="100"/>
         <w:rPr/>
@@ -428,7 +428,7 @@
         <w:keepNext w:val="true"/>
         <w:numPr>
           <w:ilvl w:val="0"/>
-          <w:numId w:val="1"/>
+          <w:numId w:val="4"/>
         </w:numPr>
         <w:rPr/>
       </w:pPr>
@@ -520,8 +520,8 @@
       </w:tblPr>
       <w:tblGrid>
         <w:gridCol w:w="700"/>
-        <w:gridCol w:w="2299"/>
-        <w:gridCol w:w="6217"/>
+        <w:gridCol w:w="2298"/>
+        <w:gridCol w:w="6218"/>
       </w:tblGrid>
       <w:tr>
         <w:trPr>
@@ -555,7 +555,7 @@
         </w:tc>
         <w:tc>
           <w:tcPr>
-            <w:tcW w:w="2299" w:type="dxa"/>
+            <w:tcW w:w="2298" w:type="dxa"/>
             <w:tcBorders>
               <w:top w:val="single" w:sz="4" w:space="0" w:color="000000"/>
               <w:start w:val="single" w:sz="4" w:space="0" w:color="000000"/>
@@ -581,7 +581,7 @@
         </w:tc>
         <w:tc>
           <w:tcPr>
-            <w:tcW w:w="6217" w:type="dxa"/>
+            <w:tcW w:w="6218" w:type="dxa"/>
             <w:tcBorders>
               <w:top w:val="single" w:sz="4" w:space="0" w:color="000000"/>
               <w:start w:val="single" w:sz="4" w:space="0" w:color="000000"/>
@@ -608,7 +608,7 @@
       </w:tr>
       <w:tr>
         <w:trPr>
-          <w:cantSplit w:val="true"/>
+          <w:cantSplit/>
         </w:trPr>
         <w:tc>
           <w:tcPr>
@@ -638,7 +638,7 @@
         </w:tc>
         <w:tc>
           <w:tcPr>
-            <w:tcW w:w="2299" w:type="dxa"/>
+            <w:tcW w:w="2298" w:type="dxa"/>
             <w:tcBorders>
               <w:top w:val="single" w:sz="4" w:space="0" w:color="000000"/>
               <w:start w:val="single" w:sz="4" w:space="0" w:color="000000"/>
@@ -664,7 +664,7 @@
         </w:tc>
         <w:tc>
           <w:tcPr>
-            <w:tcW w:w="6217" w:type="dxa"/>
+            <w:tcW w:w="6218" w:type="dxa"/>
             <w:tcBorders>
               <w:top w:val="single" w:sz="4" w:space="0" w:color="000000"/>
               <w:start w:val="single" w:sz="4" w:space="0" w:color="000000"/>
@@ -691,7 +691,7 @@
       </w:tr>
       <w:tr>
         <w:trPr>
-          <w:cantSplit w:val="true"/>
+          <w:cantSplit/>
         </w:trPr>
         <w:tc>
           <w:tcPr>
@@ -721,7 +721,7 @@
         </w:tc>
         <w:tc>
           <w:tcPr>
-            <w:tcW w:w="2299" w:type="dxa"/>
+            <w:tcW w:w="2298" w:type="dxa"/>
             <w:tcBorders>
               <w:top w:val="single" w:sz="4" w:space="0" w:color="000000"/>
               <w:start w:val="single" w:sz="4" w:space="0" w:color="000000"/>
@@ -747,7 +747,7 @@
         </w:tc>
         <w:tc>
           <w:tcPr>
-            <w:tcW w:w="6217" w:type="dxa"/>
+            <w:tcW w:w="6218" w:type="dxa"/>
             <w:tcBorders>
               <w:top w:val="single" w:sz="4" w:space="0" w:color="000000"/>
               <w:start w:val="single" w:sz="4" w:space="0" w:color="000000"/>
@@ -774,7 +774,7 @@
       </w:tr>
       <w:tr>
         <w:trPr>
-          <w:cantSplit w:val="true"/>
+          <w:cantSplit/>
         </w:trPr>
         <w:tc>
           <w:tcPr>
@@ -804,7 +804,7 @@
         </w:tc>
         <w:tc>
           <w:tcPr>
-            <w:tcW w:w="2299" w:type="dxa"/>
+            <w:tcW w:w="2298" w:type="dxa"/>
             <w:tcBorders>
               <w:top w:val="single" w:sz="4" w:space="0" w:color="000000"/>
               <w:start w:val="single" w:sz="4" w:space="0" w:color="000000"/>
@@ -830,7 +830,7 @@
         </w:tc>
         <w:tc>
           <w:tcPr>
-            <w:tcW w:w="6217" w:type="dxa"/>
+            <w:tcW w:w="6218" w:type="dxa"/>
             <w:tcBorders>
               <w:top w:val="single" w:sz="4" w:space="0" w:color="000000"/>
               <w:start w:val="single" w:sz="4" w:space="0" w:color="000000"/>
@@ -857,7 +857,7 @@
       </w:tr>
       <w:tr>
         <w:trPr>
-          <w:cantSplit w:val="true"/>
+          <w:cantSplit/>
         </w:trPr>
         <w:tc>
           <w:tcPr>
@@ -887,7 +887,7 @@
         </w:tc>
         <w:tc>
           <w:tcPr>
-            <w:tcW w:w="2299" w:type="dxa"/>
+            <w:tcW w:w="2298" w:type="dxa"/>
             <w:tcBorders>
               <w:top w:val="single" w:sz="4" w:space="0" w:color="000000"/>
               <w:start w:val="single" w:sz="4" w:space="0" w:color="000000"/>
@@ -913,7 +913,7 @@
         </w:tc>
         <w:tc>
           <w:tcPr>
-            <w:tcW w:w="6217" w:type="dxa"/>
+            <w:tcW w:w="6218" w:type="dxa"/>
             <w:tcBorders>
               <w:top w:val="single" w:sz="4" w:space="0" w:color="000000"/>
               <w:start w:val="single" w:sz="4" w:space="0" w:color="000000"/>
@@ -940,7 +940,7 @@
       </w:tr>
       <w:tr>
         <w:trPr>
-          <w:cantSplit w:val="true"/>
+          <w:cantSplit/>
         </w:trPr>
         <w:tc>
           <w:tcPr>
@@ -970,7 +970,7 @@
         </w:tc>
         <w:tc>
           <w:tcPr>
-            <w:tcW w:w="2299" w:type="dxa"/>
+            <w:tcW w:w="2298" w:type="dxa"/>
             <w:tcBorders>
               <w:top w:val="single" w:sz="4" w:space="0" w:color="000000"/>
               <w:start w:val="single" w:sz="4" w:space="0" w:color="000000"/>
@@ -996,7 +996,7 @@
         </w:tc>
         <w:tc>
           <w:tcPr>
-            <w:tcW w:w="6217" w:type="dxa"/>
+            <w:tcW w:w="6218" w:type="dxa"/>
             <w:tcBorders>
               <w:top w:val="single" w:sz="4" w:space="0" w:color="000000"/>
               <w:start w:val="single" w:sz="4" w:space="0" w:color="000000"/>
@@ -1023,7 +1023,7 @@
       </w:tr>
       <w:tr>
         <w:trPr>
-          <w:cantSplit w:val="true"/>
+          <w:cantSplit/>
         </w:trPr>
         <w:tc>
           <w:tcPr>
@@ -1052,7 +1052,7 @@
         </w:tc>
         <w:tc>
           <w:tcPr>
-            <w:tcW w:w="2299" w:type="dxa"/>
+            <w:tcW w:w="2298" w:type="dxa"/>
             <w:tcBorders>
               <w:top w:val="single" w:sz="4" w:space="0" w:color="000000"/>
               <w:start w:val="single" w:sz="4" w:space="0" w:color="000000"/>
@@ -1077,7 +1077,7 @@
         </w:tc>
         <w:tc>
           <w:tcPr>
-            <w:tcW w:w="6217" w:type="dxa"/>
+            <w:tcW w:w="6218" w:type="dxa"/>
             <w:tcBorders>
               <w:top w:val="single" w:sz="4" w:space="0" w:color="000000"/>
               <w:start w:val="single" w:sz="4" w:space="0" w:color="000000"/>
@@ -1263,8 +1263,8 @@
       </w:tblPr>
       <w:tblGrid>
         <w:gridCol w:w="700"/>
-        <w:gridCol w:w="2899"/>
-        <w:gridCol w:w="5617"/>
+        <w:gridCol w:w="2898"/>
+        <w:gridCol w:w="5618"/>
       </w:tblGrid>
       <w:tr>
         <w:trPr>
@@ -1298,7 +1298,7 @@
         </w:tc>
         <w:tc>
           <w:tcPr>
-            <w:tcW w:w="2899" w:type="dxa"/>
+            <w:tcW w:w="2898" w:type="dxa"/>
             <w:tcBorders>
               <w:top w:val="single" w:sz="4" w:space="0" w:color="000000"/>
               <w:start w:val="single" w:sz="4" w:space="0" w:color="000000"/>
@@ -1324,7 +1324,7 @@
         </w:tc>
         <w:tc>
           <w:tcPr>
-            <w:tcW w:w="5617" w:type="dxa"/>
+            <w:tcW w:w="5618" w:type="dxa"/>
             <w:tcBorders>
               <w:top w:val="single" w:sz="4" w:space="0" w:color="000000"/>
               <w:start w:val="single" w:sz="4" w:space="0" w:color="000000"/>
@@ -1351,7 +1351,7 @@
       </w:tr>
       <w:tr>
         <w:trPr>
-          <w:cantSplit w:val="true"/>
+          <w:cantSplit/>
         </w:trPr>
         <w:tc>
           <w:tcPr>
@@ -1381,7 +1381,7 @@
         </w:tc>
         <w:tc>
           <w:tcPr>
-            <w:tcW w:w="2899" w:type="dxa"/>
+            <w:tcW w:w="2898" w:type="dxa"/>
             <w:tcBorders>
               <w:top w:val="single" w:sz="4" w:space="0" w:color="000000"/>
               <w:start w:val="single" w:sz="4" w:space="0" w:color="000000"/>
@@ -1407,7 +1407,7 @@
         </w:tc>
         <w:tc>
           <w:tcPr>
-            <w:tcW w:w="5617" w:type="dxa"/>
+            <w:tcW w:w="5618" w:type="dxa"/>
             <w:tcBorders>
               <w:top w:val="single" w:sz="4" w:space="0" w:color="000000"/>
               <w:start w:val="single" w:sz="4" w:space="0" w:color="000000"/>
@@ -1434,7 +1434,7 @@
       </w:tr>
       <w:tr>
         <w:trPr>
-          <w:cantSplit w:val="true"/>
+          <w:cantSplit/>
         </w:trPr>
         <w:tc>
           <w:tcPr>
@@ -1464,7 +1464,7 @@
         </w:tc>
         <w:tc>
           <w:tcPr>
-            <w:tcW w:w="2899" w:type="dxa"/>
+            <w:tcW w:w="2898" w:type="dxa"/>
             <w:tcBorders>
               <w:top w:val="single" w:sz="4" w:space="0" w:color="000000"/>
               <w:start w:val="single" w:sz="4" w:space="0" w:color="000000"/>
@@ -1490,7 +1490,7 @@
         </w:tc>
         <w:tc>
           <w:tcPr>
-            <w:tcW w:w="5617" w:type="dxa"/>
+            <w:tcW w:w="5618" w:type="dxa"/>
             <w:tcBorders>
               <w:top w:val="single" w:sz="4" w:space="0" w:color="000000"/>
               <w:start w:val="single" w:sz="4" w:space="0" w:color="000000"/>
@@ -1517,7 +1517,7 @@
       </w:tr>
       <w:tr>
         <w:trPr>
-          <w:cantSplit w:val="true"/>
+          <w:cantSplit/>
         </w:trPr>
         <w:tc>
           <w:tcPr>
@@ -1547,7 +1547,7 @@
         </w:tc>
         <w:tc>
           <w:tcPr>
-            <w:tcW w:w="2899" w:type="dxa"/>
+            <w:tcW w:w="2898" w:type="dxa"/>
             <w:tcBorders>
               <w:top w:val="single" w:sz="4" w:space="0" w:color="000000"/>
               <w:start w:val="single" w:sz="4" w:space="0" w:color="000000"/>
@@ -1573,7 +1573,7 @@
         </w:tc>
         <w:tc>
           <w:tcPr>
-            <w:tcW w:w="5617" w:type="dxa"/>
+            <w:tcW w:w="5618" w:type="dxa"/>
             <w:tcBorders>
               <w:top w:val="single" w:sz="4" w:space="0" w:color="000000"/>
               <w:start w:val="single" w:sz="4" w:space="0" w:color="000000"/>
@@ -1600,7 +1600,7 @@
       </w:tr>
       <w:tr>
         <w:trPr>
-          <w:cantSplit w:val="true"/>
+          <w:cantSplit/>
         </w:trPr>
         <w:tc>
           <w:tcPr>
@@ -1630,7 +1630,7 @@
         </w:tc>
         <w:tc>
           <w:tcPr>
-            <w:tcW w:w="2899" w:type="dxa"/>
+            <w:tcW w:w="2898" w:type="dxa"/>
             <w:tcBorders>
               <w:top w:val="single" w:sz="4" w:space="0" w:color="000000"/>
               <w:start w:val="single" w:sz="4" w:space="0" w:color="000000"/>
@@ -1656,7 +1656,7 @@
         </w:tc>
         <w:tc>
           <w:tcPr>
-            <w:tcW w:w="5617" w:type="dxa"/>
+            <w:tcW w:w="5618" w:type="dxa"/>
             <w:tcBorders>
               <w:top w:val="single" w:sz="4" w:space="0" w:color="000000"/>
               <w:start w:val="single" w:sz="4" w:space="0" w:color="000000"/>
@@ -1683,7 +1683,7 @@
       </w:tr>
       <w:tr>
         <w:trPr>
-          <w:cantSplit w:val="true"/>
+          <w:cantSplit/>
         </w:trPr>
         <w:tc>
           <w:tcPr>
@@ -1713,7 +1713,7 @@
         </w:tc>
         <w:tc>
           <w:tcPr>
-            <w:tcW w:w="2899" w:type="dxa"/>
+            <w:tcW w:w="2898" w:type="dxa"/>
             <w:tcBorders>
               <w:top w:val="single" w:sz="4" w:space="0" w:color="000000"/>
               <w:start w:val="single" w:sz="4" w:space="0" w:color="000000"/>
@@ -1739,7 +1739,7 @@
         </w:tc>
         <w:tc>
           <w:tcPr>
-            <w:tcW w:w="5617" w:type="dxa"/>
+            <w:tcW w:w="5618" w:type="dxa"/>
             <w:tcBorders>
               <w:top w:val="single" w:sz="4" w:space="0" w:color="000000"/>
               <w:start w:val="single" w:sz="4" w:space="0" w:color="000000"/>
@@ -1766,7 +1766,7 @@
       </w:tr>
       <w:tr>
         <w:trPr>
-          <w:cantSplit w:val="true"/>
+          <w:cantSplit/>
         </w:trPr>
         <w:tc>
           <w:tcPr>
@@ -1796,7 +1796,7 @@
         </w:tc>
         <w:tc>
           <w:tcPr>
-            <w:tcW w:w="2899" w:type="dxa"/>
+            <w:tcW w:w="2898" w:type="dxa"/>
             <w:tcBorders>
               <w:top w:val="single" w:sz="4" w:space="0" w:color="000000"/>
               <w:start w:val="single" w:sz="4" w:space="0" w:color="000000"/>
@@ -1822,7 +1822,7 @@
         </w:tc>
         <w:tc>
           <w:tcPr>
-            <w:tcW w:w="5617" w:type="dxa"/>
+            <w:tcW w:w="5618" w:type="dxa"/>
             <w:tcBorders>
               <w:top w:val="single" w:sz="4" w:space="0" w:color="000000"/>
               <w:start w:val="single" w:sz="4" w:space="0" w:color="000000"/>
@@ -1849,7 +1849,7 @@
       </w:tr>
       <w:tr>
         <w:trPr>
-          <w:cantSplit w:val="true"/>
+          <w:cantSplit/>
         </w:trPr>
         <w:tc>
           <w:tcPr>
@@ -1879,7 +1879,7 @@
         </w:tc>
         <w:tc>
           <w:tcPr>
-            <w:tcW w:w="2899" w:type="dxa"/>
+            <w:tcW w:w="2898" w:type="dxa"/>
             <w:tcBorders>
               <w:top w:val="single" w:sz="4" w:space="0" w:color="000000"/>
               <w:start w:val="single" w:sz="4" w:space="0" w:color="000000"/>
@@ -1905,7 +1905,7 @@
         </w:tc>
         <w:tc>
           <w:tcPr>
-            <w:tcW w:w="5617" w:type="dxa"/>
+            <w:tcW w:w="5618" w:type="dxa"/>
             <w:tcBorders>
               <w:top w:val="single" w:sz="4" w:space="0" w:color="000000"/>
               <w:start w:val="single" w:sz="4" w:space="0" w:color="000000"/>
@@ -1932,7 +1932,7 @@
       </w:tr>
       <w:tr>
         <w:trPr>
-          <w:cantSplit w:val="true"/>
+          <w:cantSplit/>
         </w:trPr>
         <w:tc>
           <w:tcPr>
@@ -1962,7 +1962,7 @@
         </w:tc>
         <w:tc>
           <w:tcPr>
-            <w:tcW w:w="2899" w:type="dxa"/>
+            <w:tcW w:w="2898" w:type="dxa"/>
             <w:tcBorders>
               <w:top w:val="single" w:sz="4" w:space="0" w:color="000000"/>
               <w:start w:val="single" w:sz="4" w:space="0" w:color="000000"/>
@@ -1988,7 +1988,7 @@
         </w:tc>
         <w:tc>
           <w:tcPr>
-            <w:tcW w:w="5617" w:type="dxa"/>
+            <w:tcW w:w="5618" w:type="dxa"/>
             <w:tcBorders>
               <w:top w:val="single" w:sz="4" w:space="0" w:color="000000"/>
               <w:start w:val="single" w:sz="4" w:space="0" w:color="000000"/>
@@ -2015,7 +2015,7 @@
       </w:tr>
       <w:tr>
         <w:trPr>
-          <w:cantSplit w:val="true"/>
+          <w:cantSplit/>
         </w:trPr>
         <w:tc>
           <w:tcPr>
@@ -2045,7 +2045,7 @@
         </w:tc>
         <w:tc>
           <w:tcPr>
-            <w:tcW w:w="2899" w:type="dxa"/>
+            <w:tcW w:w="2898" w:type="dxa"/>
             <w:tcBorders>
               <w:top w:val="single" w:sz="4" w:space="0" w:color="000000"/>
               <w:start w:val="single" w:sz="4" w:space="0" w:color="000000"/>
@@ -2071,7 +2071,7 @@
         </w:tc>
         <w:tc>
           <w:tcPr>
-            <w:tcW w:w="5617" w:type="dxa"/>
+            <w:tcW w:w="5618" w:type="dxa"/>
             <w:tcBorders>
               <w:top w:val="single" w:sz="4" w:space="0" w:color="000000"/>
               <w:start w:val="single" w:sz="4" w:space="0" w:color="000000"/>
@@ -2098,7 +2098,7 @@
       </w:tr>
       <w:tr>
         <w:trPr>
-          <w:cantSplit w:val="true"/>
+          <w:cantSplit/>
         </w:trPr>
         <w:tc>
           <w:tcPr>
@@ -2128,7 +2128,7 @@
         </w:tc>
         <w:tc>
           <w:tcPr>
-            <w:tcW w:w="2899" w:type="dxa"/>
+            <w:tcW w:w="2898" w:type="dxa"/>
             <w:tcBorders>
               <w:top w:val="single" w:sz="4" w:space="0" w:color="000000"/>
               <w:start w:val="single" w:sz="4" w:space="0" w:color="000000"/>
@@ -2154,7 +2154,7 @@
         </w:tc>
         <w:tc>
           <w:tcPr>
-            <w:tcW w:w="5617" w:type="dxa"/>
+            <w:tcW w:w="5618" w:type="dxa"/>
             <w:tcBorders>
               <w:top w:val="single" w:sz="4" w:space="0" w:color="000000"/>
               <w:start w:val="single" w:sz="4" w:space="0" w:color="000000"/>
@@ -2181,7 +2181,7 @@
       </w:tr>
       <w:tr>
         <w:trPr>
-          <w:cantSplit w:val="true"/>
+          <w:cantSplit/>
         </w:trPr>
         <w:tc>
           <w:tcPr>
@@ -2210,7 +2210,7 @@
         </w:tc>
         <w:tc>
           <w:tcPr>
-            <w:tcW w:w="2899" w:type="dxa"/>
+            <w:tcW w:w="2898" w:type="dxa"/>
             <w:tcBorders>
               <w:top w:val="single" w:sz="4" w:space="0" w:color="000000"/>
               <w:start w:val="single" w:sz="4" w:space="0" w:color="000000"/>
@@ -2235,7 +2235,7 @@
         </w:tc>
         <w:tc>
           <w:tcPr>
-            <w:tcW w:w="5617" w:type="dxa"/>
+            <w:tcW w:w="5618" w:type="dxa"/>
             <w:tcBorders>
               <w:top w:val="single" w:sz="4" w:space="0" w:color="000000"/>
               <w:start w:val="single" w:sz="4" w:space="0" w:color="000000"/>
@@ -2314,8 +2314,8 @@
       </w:tblPr>
       <w:tblGrid>
         <w:gridCol w:w="700"/>
-        <w:gridCol w:w="4215"/>
-        <w:gridCol w:w="4301"/>
+        <w:gridCol w:w="4214"/>
+        <w:gridCol w:w="4302"/>
       </w:tblGrid>
       <w:tr>
         <w:trPr>
@@ -2349,7 +2349,7 @@
         </w:tc>
         <w:tc>
           <w:tcPr>
-            <w:tcW w:w="4215" w:type="dxa"/>
+            <w:tcW w:w="4214" w:type="dxa"/>
             <w:tcBorders>
               <w:top w:val="single" w:sz="4" w:space="0" w:color="000000"/>
               <w:start w:val="single" w:sz="4" w:space="0" w:color="000000"/>
@@ -2375,7 +2375,7 @@
         </w:tc>
         <w:tc>
           <w:tcPr>
-            <w:tcW w:w="4301" w:type="dxa"/>
+            <w:tcW w:w="4302" w:type="dxa"/>
             <w:tcBorders>
               <w:top w:val="single" w:sz="4" w:space="0" w:color="000000"/>
               <w:start w:val="single" w:sz="4" w:space="0" w:color="000000"/>
@@ -2402,7 +2402,7 @@
       </w:tr>
       <w:tr>
         <w:trPr>
-          <w:cantSplit w:val="true"/>
+          <w:cantSplit/>
         </w:trPr>
         <w:tc>
           <w:tcPr>
@@ -2432,7 +2432,7 @@
         </w:tc>
         <w:tc>
           <w:tcPr>
-            <w:tcW w:w="4215" w:type="dxa"/>
+            <w:tcW w:w="4214" w:type="dxa"/>
             <w:tcBorders>
               <w:top w:val="single" w:sz="4" w:space="0" w:color="000000"/>
               <w:start w:val="single" w:sz="4" w:space="0" w:color="000000"/>
@@ -2458,7 +2458,7 @@
         </w:tc>
         <w:tc>
           <w:tcPr>
-            <w:tcW w:w="4301" w:type="dxa"/>
+            <w:tcW w:w="4302" w:type="dxa"/>
             <w:tcBorders>
               <w:top w:val="single" w:sz="4" w:space="0" w:color="000000"/>
               <w:start w:val="single" w:sz="4" w:space="0" w:color="000000"/>
@@ -2487,7 +2487,7 @@
       </w:tr>
       <w:tr>
         <w:trPr>
-          <w:cantSplit w:val="true"/>
+          <w:cantSplit/>
         </w:trPr>
         <w:tc>
           <w:tcPr>
@@ -2517,7 +2517,7 @@
         </w:tc>
         <w:tc>
           <w:tcPr>
-            <w:tcW w:w="4215" w:type="dxa"/>
+            <w:tcW w:w="4214" w:type="dxa"/>
             <w:tcBorders>
               <w:top w:val="single" w:sz="4" w:space="0" w:color="000000"/>
               <w:start w:val="single" w:sz="4" w:space="0" w:color="000000"/>
@@ -2543,7 +2543,7 @@
         </w:tc>
         <w:tc>
           <w:tcPr>
-            <w:tcW w:w="4301" w:type="dxa"/>
+            <w:tcW w:w="4302" w:type="dxa"/>
             <w:tcBorders>
               <w:top w:val="single" w:sz="4" w:space="0" w:color="000000"/>
               <w:start w:val="single" w:sz="4" w:space="0" w:color="000000"/>
@@ -2572,7 +2572,7 @@
       </w:tr>
       <w:tr>
         <w:trPr>
-          <w:cantSplit w:val="true"/>
+          <w:cantSplit/>
         </w:trPr>
         <w:tc>
           <w:tcPr>
@@ -2602,7 +2602,7 @@
         </w:tc>
         <w:tc>
           <w:tcPr>
-            <w:tcW w:w="4215" w:type="dxa"/>
+            <w:tcW w:w="4214" w:type="dxa"/>
             <w:tcBorders>
               <w:top w:val="single" w:sz="4" w:space="0" w:color="000000"/>
               <w:start w:val="single" w:sz="4" w:space="0" w:color="000000"/>
@@ -2628,7 +2628,7 @@
         </w:tc>
         <w:tc>
           <w:tcPr>
-            <w:tcW w:w="4301" w:type="dxa"/>
+            <w:tcW w:w="4302" w:type="dxa"/>
             <w:tcBorders>
               <w:top w:val="single" w:sz="4" w:space="0" w:color="000000"/>
               <w:start w:val="single" w:sz="4" w:space="0" w:color="000000"/>
@@ -2657,7 +2657,7 @@
       </w:tr>
       <w:tr>
         <w:trPr>
-          <w:cantSplit w:val="true"/>
+          <w:cantSplit/>
         </w:trPr>
         <w:tc>
           <w:tcPr>
@@ -2687,7 +2687,7 @@
         </w:tc>
         <w:tc>
           <w:tcPr>
-            <w:tcW w:w="4215" w:type="dxa"/>
+            <w:tcW w:w="4214" w:type="dxa"/>
             <w:tcBorders>
               <w:top w:val="single" w:sz="4" w:space="0" w:color="000000"/>
               <w:start w:val="single" w:sz="4" w:space="0" w:color="000000"/>
@@ -2713,7 +2713,7 @@
         </w:tc>
         <w:tc>
           <w:tcPr>
-            <w:tcW w:w="4301" w:type="dxa"/>
+            <w:tcW w:w="4302" w:type="dxa"/>
             <w:tcBorders>
               <w:top w:val="single" w:sz="4" w:space="0" w:color="000000"/>
               <w:start w:val="single" w:sz="4" w:space="0" w:color="000000"/>
@@ -2742,7 +2742,7 @@
       </w:tr>
       <w:tr>
         <w:trPr>
-          <w:cantSplit w:val="true"/>
+          <w:cantSplit/>
         </w:trPr>
         <w:tc>
           <w:tcPr>
@@ -2771,7 +2771,7 @@
         </w:tc>
         <w:tc>
           <w:tcPr>
-            <w:tcW w:w="4215" w:type="dxa"/>
+            <w:tcW w:w="4214" w:type="dxa"/>
             <w:tcBorders>
               <w:top w:val="single" w:sz="4" w:space="0" w:color="000000"/>
               <w:start w:val="single" w:sz="4" w:space="0" w:color="000000"/>
@@ -2796,7 +2796,7 @@
         </w:tc>
         <w:tc>
           <w:tcPr>
-            <w:tcW w:w="4301" w:type="dxa"/>
+            <w:tcW w:w="4302" w:type="dxa"/>
             <w:tcBorders>
               <w:top w:val="single" w:sz="4" w:space="0" w:color="000000"/>
               <w:start w:val="single" w:sz="4" w:space="0" w:color="000000"/>
@@ -2877,8 +2877,8 @@
       </w:tblPr>
       <w:tblGrid>
         <w:gridCol w:w="700"/>
-        <w:gridCol w:w="3299"/>
-        <w:gridCol w:w="5217"/>
+        <w:gridCol w:w="3298"/>
+        <w:gridCol w:w="5218"/>
       </w:tblGrid>
       <w:tr>
         <w:trPr>
@@ -2912,7 +2912,7 @@
         </w:tc>
         <w:tc>
           <w:tcPr>
-            <w:tcW w:w="3299" w:type="dxa"/>
+            <w:tcW w:w="3298" w:type="dxa"/>
             <w:tcBorders>
               <w:top w:val="single" w:sz="4" w:space="0" w:color="000000"/>
               <w:start w:val="single" w:sz="4" w:space="0" w:color="000000"/>
@@ -2938,7 +2938,7 @@
         </w:tc>
         <w:tc>
           <w:tcPr>
-            <w:tcW w:w="5217" w:type="dxa"/>
+            <w:tcW w:w="5218" w:type="dxa"/>
             <w:tcBorders>
               <w:top w:val="single" w:sz="4" w:space="0" w:color="000000"/>
               <w:start w:val="single" w:sz="4" w:space="0" w:color="000000"/>
@@ -2965,7 +2965,7 @@
       </w:tr>
       <w:tr>
         <w:trPr>
-          <w:cantSplit w:val="true"/>
+          <w:cantSplit/>
         </w:trPr>
         <w:tc>
           <w:tcPr>
@@ -2995,7 +2995,7 @@
         </w:tc>
         <w:tc>
           <w:tcPr>
-            <w:tcW w:w="3299" w:type="dxa"/>
+            <w:tcW w:w="3298" w:type="dxa"/>
             <w:tcBorders>
               <w:top w:val="single" w:sz="4" w:space="0" w:color="000000"/>
               <w:start w:val="single" w:sz="4" w:space="0" w:color="000000"/>
@@ -3021,7 +3021,7 @@
         </w:tc>
         <w:tc>
           <w:tcPr>
-            <w:tcW w:w="5217" w:type="dxa"/>
+            <w:tcW w:w="5218" w:type="dxa"/>
             <w:tcBorders>
               <w:top w:val="single" w:sz="4" w:space="0" w:color="000000"/>
               <w:start w:val="single" w:sz="4" w:space="0" w:color="000000"/>
@@ -3048,7 +3048,7 @@
       </w:tr>
       <w:tr>
         <w:trPr>
-          <w:cantSplit w:val="true"/>
+          <w:cantSplit/>
         </w:trPr>
         <w:tc>
           <w:tcPr>
@@ -3078,7 +3078,7 @@
         </w:tc>
         <w:tc>
           <w:tcPr>
-            <w:tcW w:w="3299" w:type="dxa"/>
+            <w:tcW w:w="3298" w:type="dxa"/>
             <w:tcBorders>
               <w:top w:val="single" w:sz="4" w:space="0" w:color="000000"/>
               <w:start w:val="single" w:sz="4" w:space="0" w:color="000000"/>
@@ -3104,7 +3104,7 @@
         </w:tc>
         <w:tc>
           <w:tcPr>
-            <w:tcW w:w="5217" w:type="dxa"/>
+            <w:tcW w:w="5218" w:type="dxa"/>
             <w:tcBorders>
               <w:top w:val="single" w:sz="4" w:space="0" w:color="000000"/>
               <w:start w:val="single" w:sz="4" w:space="0" w:color="000000"/>
@@ -3131,7 +3131,7 @@
       </w:tr>
       <w:tr>
         <w:trPr>
-          <w:cantSplit w:val="true"/>
+          <w:cantSplit/>
         </w:trPr>
         <w:tc>
           <w:tcPr>
@@ -3160,7 +3160,7 @@
         </w:tc>
         <w:tc>
           <w:tcPr>
-            <w:tcW w:w="3299" w:type="dxa"/>
+            <w:tcW w:w="3298" w:type="dxa"/>
             <w:tcBorders>
               <w:top w:val="single" w:sz="4" w:space="0" w:color="000000"/>
               <w:start w:val="single" w:sz="4" w:space="0" w:color="000000"/>
@@ -3185,7 +3185,7 @@
         </w:tc>
         <w:tc>
           <w:tcPr>
-            <w:tcW w:w="5217" w:type="dxa"/>
+            <w:tcW w:w="5218" w:type="dxa"/>
             <w:tcBorders>
               <w:top w:val="single" w:sz="4" w:space="0" w:color="000000"/>
               <w:start w:val="single" w:sz="4" w:space="0" w:color="000000"/>
@@ -3225,7 +3225,7 @@
         <w:keepNext w:val="true"/>
         <w:numPr>
           <w:ilvl w:val="0"/>
-          <w:numId w:val="1"/>
+          <w:numId w:val="4"/>
         </w:numPr>
         <w:rPr/>
       </w:pPr>
@@ -3379,7 +3379,7 @@
       </w:tr>
       <w:tr>
         <w:trPr>
-          <w:cantSplit w:val="true"/>
+          <w:cantSplit/>
         </w:trPr>
         <w:tc>
           <w:tcPr>
@@ -3462,7 +3462,7 @@
       </w:tr>
       <w:tr>
         <w:trPr>
-          <w:cantSplit w:val="true"/>
+          <w:cantSplit/>
         </w:trPr>
         <w:tc>
           <w:tcPr>
@@ -3545,7 +3545,7 @@
       </w:tr>
       <w:tr>
         <w:trPr>
-          <w:cantSplit w:val="true"/>
+          <w:cantSplit/>
         </w:trPr>
         <w:tc>
           <w:tcPr>
@@ -3628,7 +3628,7 @@
       </w:tr>
       <w:tr>
         <w:trPr>
-          <w:cantSplit w:val="true"/>
+          <w:cantSplit/>
         </w:trPr>
         <w:tc>
           <w:tcPr>
@@ -3711,7 +3711,7 @@
       </w:tr>
       <w:tr>
         <w:trPr>
-          <w:cantSplit w:val="true"/>
+          <w:cantSplit/>
         </w:trPr>
         <w:tc>
           <w:tcPr>
@@ -3794,7 +3794,7 @@
       </w:tr>
       <w:tr>
         <w:trPr>
-          <w:cantSplit w:val="true"/>
+          <w:cantSplit/>
         </w:trPr>
         <w:tc>
           <w:tcPr>
@@ -3877,7 +3877,7 @@
       </w:tr>
       <w:tr>
         <w:trPr>
-          <w:cantSplit w:val="true"/>
+          <w:cantSplit/>
         </w:trPr>
         <w:tc>
           <w:tcPr>
@@ -3960,7 +3960,7 @@
       </w:tr>
       <w:tr>
         <w:trPr>
-          <w:cantSplit w:val="true"/>
+          <w:cantSplit/>
         </w:trPr>
         <w:tc>
           <w:tcPr>
@@ -4043,7 +4043,7 @@
       </w:tr>
       <w:tr>
         <w:trPr>
-          <w:cantSplit w:val="true"/>
+          <w:cantSplit/>
         </w:trPr>
         <w:tc>
           <w:tcPr>
@@ -4126,7 +4126,7 @@
       </w:tr>
       <w:tr>
         <w:trPr>
-          <w:cantSplit w:val="true"/>
+          <w:cantSplit/>
         </w:trPr>
         <w:tc>
           <w:tcPr>
@@ -4218,7 +4218,11 @@
       <w:pPr>
         <w:pStyle w:val="NoSpacing"/>
         <w:keepNext w:val="true"/>
-        <w:rPr/>
+        <w:rPr>
+          <w:rFonts w:eastAsia="Times New Roman" w:cs="Times New Roman"/>
+          <w:b/>
+          <w:bCs/>
+        </w:rPr>
       </w:pPr>
       <w:r>
         <w:rPr>
@@ -4228,14 +4232,6 @@
           <w:u w:val="single"/>
         </w:rPr>
         <w:t>Quan hệ giữa các lớp</w:t>
-      </w:r>
-      <w:r>
-        <w:rPr>
-          <w:rFonts w:eastAsia="Times New Roman" w:cs="Times New Roman"/>
-          <w:b/>
-          <w:bCs/>
-        </w:rPr>
-        <w:t xml:space="preserve"> ( vẽ bằng Python / matplotlib)</w:t>
       </w:r>
     </w:p>
     <w:p>
@@ -4406,7 +4402,13 @@
         </w:rPr>
       </w:pPr>
       <w:r>
-        <w:rPr/>
+        <w:rPr>
+          <w:rFonts w:eastAsia="Times New Roman" w:cs="Times New Roman"/>
+          <w:b/>
+          <w:bCs/>
+          <w:sz w:val="28"/>
+          <w:szCs w:val="28"/>
+        </w:rPr>
       </w:r>
     </w:p>
     <w:p>
@@ -4463,6 +4465,7 @@
         </w:tabs>
         <w:ind w:start="1080" w:hanging="360"/>
       </w:pPr>
+      <w:rPr/>
     </w:lvl>
     <w:lvl w:ilvl="2">
       <w:start w:val="1"/>
@@ -4475,6 +4478,7 @@
         </w:tabs>
         <w:ind w:start="1440" w:hanging="360"/>
       </w:pPr>
+      <w:rPr/>
     </w:lvl>
     <w:lvl w:ilvl="3">
       <w:start w:val="1"/>
@@ -4487,6 +4491,7 @@
         </w:tabs>
         <w:ind w:start="1800" w:hanging="360"/>
       </w:pPr>
+      <w:rPr/>
     </w:lvl>
     <w:lvl w:ilvl="4">
       <w:start w:val="1"/>
@@ -4499,6 +4504,7 @@
         </w:tabs>
         <w:ind w:start="2160" w:hanging="360"/>
       </w:pPr>
+      <w:rPr/>
     </w:lvl>
     <w:lvl w:ilvl="5">
       <w:start w:val="1"/>
@@ -4511,6 +4517,7 @@
         </w:tabs>
         <w:ind w:start="2520" w:hanging="360"/>
       </w:pPr>
+      <w:rPr/>
     </w:lvl>
     <w:lvl w:ilvl="6">
       <w:start w:val="1"/>
@@ -4523,6 +4530,7 @@
         </w:tabs>
         <w:ind w:start="2880" w:hanging="360"/>
       </w:pPr>
+      <w:rPr/>
     </w:lvl>
     <w:lvl w:ilvl="7">
       <w:start w:val="1"/>
@@ -4535,6 +4543,7 @@
         </w:tabs>
         <w:ind w:start="3240" w:hanging="360"/>
       </w:pPr>
+      <w:rPr/>
     </w:lvl>
     <w:lvl w:ilvl="8">
       <w:start w:val="1"/>
@@ -4547,6 +4556,7 @@
         </w:tabs>
         <w:ind w:start="3600" w:hanging="360"/>
       </w:pPr>
+      <w:rPr/>
     </w:lvl>
   </w:abstractNum>
   <w:abstractNum w:abstractNumId="2">
@@ -4578,6 +4588,7 @@
         </w:tabs>
         <w:ind w:start="1080" w:hanging="360"/>
       </w:pPr>
+      <w:rPr/>
     </w:lvl>
     <w:lvl w:ilvl="2">
       <w:start w:val="1"/>
@@ -4590,6 +4601,7 @@
         </w:tabs>
         <w:ind w:start="1440" w:hanging="360"/>
       </w:pPr>
+      <w:rPr/>
     </w:lvl>
     <w:lvl w:ilvl="3">
       <w:start w:val="1"/>
@@ -4602,6 +4614,7 @@
         </w:tabs>
         <w:ind w:start="1800" w:hanging="360"/>
       </w:pPr>
+      <w:rPr/>
     </w:lvl>
     <w:lvl w:ilvl="4">
       <w:start w:val="1"/>
@@ -4614,6 +4627,7 @@
         </w:tabs>
         <w:ind w:start="2160" w:hanging="360"/>
       </w:pPr>
+      <w:rPr/>
     </w:lvl>
     <w:lvl w:ilvl="5">
       <w:start w:val="1"/>
@@ -4626,6 +4640,7 @@
         </w:tabs>
         <w:ind w:start="2520" w:hanging="360"/>
       </w:pPr>
+      <w:rPr/>
     </w:lvl>
     <w:lvl w:ilvl="6">
       <w:start w:val="1"/>
@@ -4638,6 +4653,7 @@
         </w:tabs>
         <w:ind w:start="2880" w:hanging="360"/>
       </w:pPr>
+      <w:rPr/>
     </w:lvl>
     <w:lvl w:ilvl="7">
       <w:start w:val="1"/>
@@ -4650,6 +4666,7 @@
         </w:tabs>
         <w:ind w:start="3240" w:hanging="360"/>
       </w:pPr>
+      <w:rPr/>
     </w:lvl>
     <w:lvl w:ilvl="8">
       <w:start w:val="1"/>
@@ -4662,6 +4679,7 @@
         </w:tabs>
         <w:ind w:start="3600" w:hanging="360"/>
       </w:pPr>
+      <w:rPr/>
     </w:lvl>
   </w:abstractNum>
   <w:abstractNum w:abstractNumId="3">
@@ -4692,6 +4710,7 @@
         </w:tabs>
         <w:ind w:start="1080" w:hanging="360"/>
       </w:pPr>
+      <w:rPr/>
     </w:lvl>
     <w:lvl w:ilvl="2">
       <w:start w:val="1"/>
@@ -4704,6 +4723,7 @@
         </w:tabs>
         <w:ind w:start="1440" w:hanging="360"/>
       </w:pPr>
+      <w:rPr/>
     </w:lvl>
     <w:lvl w:ilvl="3">
       <w:start w:val="1"/>
@@ -4716,6 +4736,7 @@
         </w:tabs>
         <w:ind w:start="1800" w:hanging="360"/>
       </w:pPr>
+      <w:rPr/>
     </w:lvl>
     <w:lvl w:ilvl="4">
       <w:start w:val="1"/>
@@ -4728,6 +4749,7 @@
         </w:tabs>
         <w:ind w:start="2160" w:hanging="360"/>
       </w:pPr>
+      <w:rPr/>
     </w:lvl>
     <w:lvl w:ilvl="5">
       <w:start w:val="1"/>
@@ -4740,6 +4762,7 @@
         </w:tabs>
         <w:ind w:start="2520" w:hanging="360"/>
       </w:pPr>
+      <w:rPr/>
     </w:lvl>
     <w:lvl w:ilvl="6">
       <w:start w:val="1"/>
@@ -4752,6 +4775,7 @@
         </w:tabs>
         <w:ind w:start="2880" w:hanging="360"/>
       </w:pPr>
+      <w:rPr/>
     </w:lvl>
     <w:lvl w:ilvl="7">
       <w:start w:val="1"/>
@@ -4764,6 +4788,7 @@
         </w:tabs>
         <w:ind w:start="3240" w:hanging="360"/>
       </w:pPr>
+      <w:rPr/>
     </w:lvl>
     <w:lvl w:ilvl="8">
       <w:start w:val="1"/>
@@ -4776,9 +4801,379 @@
         </w:tabs>
         <w:ind w:start="3600" w:hanging="360"/>
       </w:pPr>
+      <w:rPr/>
     </w:lvl>
   </w:abstractNum>
   <w:abstractNum w:abstractNumId="4">
+    <w:lvl w:ilvl="0">
+      <w:start w:val="1"/>
+      <w:numFmt w:val="decimal"/>
+      <w:lvlText w:val="%1-"/>
+      <w:lvlJc w:val="start"/>
+      <w:pPr>
+        <w:tabs>
+          <w:tab w:val="num" w:pos="0"/>
+        </w:tabs>
+        <w:ind w:start="720" w:hanging="360"/>
+      </w:pPr>
+      <w:rPr>
+        <w:b/>
+        <w:bCs/>
+        <w:sz w:val="28"/>
+        <w:szCs w:val="28"/>
+      </w:rPr>
+    </w:lvl>
+    <w:lvl w:ilvl="1">
+      <w:start w:val="1"/>
+      <w:numFmt w:val="decimal"/>
+      <w:lvlText w:val="%2."/>
+      <w:lvlJc w:val="start"/>
+      <w:pPr>
+        <w:tabs>
+          <w:tab w:val="num" w:pos="1080"/>
+        </w:tabs>
+        <w:ind w:start="1080" w:hanging="360"/>
+      </w:pPr>
+      <w:rPr/>
+    </w:lvl>
+    <w:lvl w:ilvl="2">
+      <w:start w:val="1"/>
+      <w:numFmt w:val="decimal"/>
+      <w:lvlText w:val="%3."/>
+      <w:lvlJc w:val="start"/>
+      <w:pPr>
+        <w:tabs>
+          <w:tab w:val="num" w:pos="1440"/>
+        </w:tabs>
+        <w:ind w:start="1440" w:hanging="360"/>
+      </w:pPr>
+      <w:rPr/>
+    </w:lvl>
+    <w:lvl w:ilvl="3">
+      <w:start w:val="1"/>
+      <w:numFmt w:val="decimal"/>
+      <w:lvlText w:val="%4."/>
+      <w:lvlJc w:val="start"/>
+      <w:pPr>
+        <w:tabs>
+          <w:tab w:val="num" w:pos="1800"/>
+        </w:tabs>
+        <w:ind w:start="1800" w:hanging="360"/>
+      </w:pPr>
+      <w:rPr/>
+    </w:lvl>
+    <w:lvl w:ilvl="4">
+      <w:start w:val="1"/>
+      <w:numFmt w:val="decimal"/>
+      <w:lvlText w:val="%5."/>
+      <w:lvlJc w:val="start"/>
+      <w:pPr>
+        <w:tabs>
+          <w:tab w:val="num" w:pos="2160"/>
+        </w:tabs>
+        <w:ind w:start="2160" w:hanging="360"/>
+      </w:pPr>
+      <w:rPr/>
+    </w:lvl>
+    <w:lvl w:ilvl="5">
+      <w:start w:val="1"/>
+      <w:numFmt w:val="decimal"/>
+      <w:lvlText w:val="%6."/>
+      <w:lvlJc w:val="start"/>
+      <w:pPr>
+        <w:tabs>
+          <w:tab w:val="num" w:pos="2520"/>
+        </w:tabs>
+        <w:ind w:start="2520" w:hanging="360"/>
+      </w:pPr>
+      <w:rPr/>
+    </w:lvl>
+    <w:lvl w:ilvl="6">
+      <w:start w:val="1"/>
+      <w:numFmt w:val="decimal"/>
+      <w:lvlText w:val="%7."/>
+      <w:lvlJc w:val="start"/>
+      <w:pPr>
+        <w:tabs>
+          <w:tab w:val="num" w:pos="2880"/>
+        </w:tabs>
+        <w:ind w:start="2880" w:hanging="360"/>
+      </w:pPr>
+      <w:rPr/>
+    </w:lvl>
+    <w:lvl w:ilvl="7">
+      <w:start w:val="1"/>
+      <w:numFmt w:val="decimal"/>
+      <w:lvlText w:val="%8."/>
+      <w:lvlJc w:val="start"/>
+      <w:pPr>
+        <w:tabs>
+          <w:tab w:val="num" w:pos="3240"/>
+        </w:tabs>
+        <w:ind w:start="3240" w:hanging="360"/>
+      </w:pPr>
+      <w:rPr/>
+    </w:lvl>
+    <w:lvl w:ilvl="8">
+      <w:start w:val="1"/>
+      <w:numFmt w:val="decimal"/>
+      <w:lvlText w:val="%9."/>
+      <w:lvlJc w:val="start"/>
+      <w:pPr>
+        <w:tabs>
+          <w:tab w:val="num" w:pos="3600"/>
+        </w:tabs>
+        <w:ind w:start="3600" w:hanging="360"/>
+      </w:pPr>
+      <w:rPr/>
+    </w:lvl>
+  </w:abstractNum>
+  <w:abstractNum w:abstractNumId="5">
+    <w:lvl w:ilvl="0">
+      <w:start w:val="1"/>
+      <w:numFmt w:val="bullet"/>
+      <w:lvlText w:val="▪"/>
+      <w:lvlJc w:val="start"/>
+      <w:pPr>
+        <w:tabs>
+          <w:tab w:val="num" w:pos="0"/>
+        </w:tabs>
+        <w:ind w:start="540" w:hanging="270"/>
+      </w:pPr>
+      <w:rPr>
+        <w:rFonts w:ascii="Arial" w:hAnsi="Arial" w:cs="Arial" w:hint="default"/>
+        <w:sz w:val="18"/>
+        <w:szCs w:val="18"/>
+      </w:rPr>
+    </w:lvl>
+    <w:lvl w:ilvl="1">
+      <w:start w:val="1"/>
+      <w:numFmt w:val="decimal"/>
+      <w:lvlText w:val="%2."/>
+      <w:lvlJc w:val="start"/>
+      <w:pPr>
+        <w:tabs>
+          <w:tab w:val="num" w:pos="1080"/>
+        </w:tabs>
+        <w:ind w:start="1080" w:hanging="360"/>
+      </w:pPr>
+      <w:rPr/>
+    </w:lvl>
+    <w:lvl w:ilvl="2">
+      <w:start w:val="1"/>
+      <w:numFmt w:val="decimal"/>
+      <w:lvlText w:val="%3."/>
+      <w:lvlJc w:val="start"/>
+      <w:pPr>
+        <w:tabs>
+          <w:tab w:val="num" w:pos="1440"/>
+        </w:tabs>
+        <w:ind w:start="1440" w:hanging="360"/>
+      </w:pPr>
+      <w:rPr/>
+    </w:lvl>
+    <w:lvl w:ilvl="3">
+      <w:start w:val="1"/>
+      <w:numFmt w:val="decimal"/>
+      <w:lvlText w:val="%4."/>
+      <w:lvlJc w:val="start"/>
+      <w:pPr>
+        <w:tabs>
+          <w:tab w:val="num" w:pos="1800"/>
+        </w:tabs>
+        <w:ind w:start="1800" w:hanging="360"/>
+      </w:pPr>
+      <w:rPr/>
+    </w:lvl>
+    <w:lvl w:ilvl="4">
+      <w:start w:val="1"/>
+      <w:numFmt w:val="decimal"/>
+      <w:lvlText w:val="%5."/>
+      <w:lvlJc w:val="start"/>
+      <w:pPr>
+        <w:tabs>
+          <w:tab w:val="num" w:pos="2160"/>
+        </w:tabs>
+        <w:ind w:start="2160" w:hanging="360"/>
+      </w:pPr>
+      <w:rPr/>
+    </w:lvl>
+    <w:lvl w:ilvl="5">
+      <w:start w:val="1"/>
+      <w:numFmt w:val="decimal"/>
+      <w:lvlText w:val="%6."/>
+      <w:lvlJc w:val="start"/>
+      <w:pPr>
+        <w:tabs>
+          <w:tab w:val="num" w:pos="2520"/>
+        </w:tabs>
+        <w:ind w:start="2520" w:hanging="360"/>
+      </w:pPr>
+      <w:rPr/>
+    </w:lvl>
+    <w:lvl w:ilvl="6">
+      <w:start w:val="1"/>
+      <w:numFmt w:val="decimal"/>
+      <w:lvlText w:val="%7."/>
+      <w:lvlJc w:val="start"/>
+      <w:pPr>
+        <w:tabs>
+          <w:tab w:val="num" w:pos="2880"/>
+        </w:tabs>
+        <w:ind w:start="2880" w:hanging="360"/>
+      </w:pPr>
+      <w:rPr/>
+    </w:lvl>
+    <w:lvl w:ilvl="7">
+      <w:start w:val="1"/>
+      <w:numFmt w:val="decimal"/>
+      <w:lvlText w:val="%8."/>
+      <w:lvlJc w:val="start"/>
+      <w:pPr>
+        <w:tabs>
+          <w:tab w:val="num" w:pos="3240"/>
+        </w:tabs>
+        <w:ind w:start="3240" w:hanging="360"/>
+      </w:pPr>
+      <w:rPr/>
+    </w:lvl>
+    <w:lvl w:ilvl="8">
+      <w:start w:val="1"/>
+      <w:numFmt w:val="decimal"/>
+      <w:lvlText w:val="%9."/>
+      <w:lvlJc w:val="start"/>
+      <w:pPr>
+        <w:tabs>
+          <w:tab w:val="num" w:pos="3600"/>
+        </w:tabs>
+        <w:ind w:start="3600" w:hanging="360"/>
+      </w:pPr>
+      <w:rPr/>
+    </w:lvl>
+  </w:abstractNum>
+  <w:abstractNum w:abstractNumId="6">
+    <w:lvl w:ilvl="0">
+      <w:start w:val="1"/>
+      <w:numFmt w:val="decimal"/>
+      <w:lvlText w:val="%1."/>
+      <w:lvlJc w:val="start"/>
+      <w:pPr>
+        <w:tabs>
+          <w:tab w:val="num" w:pos="0"/>
+        </w:tabs>
+        <w:ind w:start="900" w:hanging="360"/>
+      </w:pPr>
+      <w:rPr>
+        <w:sz w:val="21"/>
+        <w:szCs w:val="21"/>
+      </w:rPr>
+    </w:lvl>
+    <w:lvl w:ilvl="1">
+      <w:start w:val="1"/>
+      <w:numFmt w:val="decimal"/>
+      <w:lvlText w:val="%2."/>
+      <w:lvlJc w:val="start"/>
+      <w:pPr>
+        <w:tabs>
+          <w:tab w:val="num" w:pos="1080"/>
+        </w:tabs>
+        <w:ind w:start="1080" w:hanging="360"/>
+      </w:pPr>
+      <w:rPr/>
+    </w:lvl>
+    <w:lvl w:ilvl="2">
+      <w:start w:val="1"/>
+      <w:numFmt w:val="decimal"/>
+      <w:lvlText w:val="%3."/>
+      <w:lvlJc w:val="start"/>
+      <w:pPr>
+        <w:tabs>
+          <w:tab w:val="num" w:pos="1440"/>
+        </w:tabs>
+        <w:ind w:start="1440" w:hanging="360"/>
+      </w:pPr>
+      <w:rPr/>
+    </w:lvl>
+    <w:lvl w:ilvl="3">
+      <w:start w:val="1"/>
+      <w:numFmt w:val="decimal"/>
+      <w:lvlText w:val="%4."/>
+      <w:lvlJc w:val="start"/>
+      <w:pPr>
+        <w:tabs>
+          <w:tab w:val="num" w:pos="1800"/>
+        </w:tabs>
+        <w:ind w:start="1800" w:hanging="360"/>
+      </w:pPr>
+      <w:rPr/>
+    </w:lvl>
+    <w:lvl w:ilvl="4">
+      <w:start w:val="1"/>
+      <w:numFmt w:val="decimal"/>
+      <w:lvlText w:val="%5."/>
+      <w:lvlJc w:val="start"/>
+      <w:pPr>
+        <w:tabs>
+          <w:tab w:val="num" w:pos="2160"/>
+        </w:tabs>
+        <w:ind w:start="2160" w:hanging="360"/>
+      </w:pPr>
+      <w:rPr/>
+    </w:lvl>
+    <w:lvl w:ilvl="5">
+      <w:start w:val="1"/>
+      <w:numFmt w:val="decimal"/>
+      <w:lvlText w:val="%6."/>
+      <w:lvlJc w:val="start"/>
+      <w:pPr>
+        <w:tabs>
+          <w:tab w:val="num" w:pos="2520"/>
+        </w:tabs>
+        <w:ind w:start="2520" w:hanging="360"/>
+      </w:pPr>
+      <w:rPr/>
+    </w:lvl>
+    <w:lvl w:ilvl="6">
+      <w:start w:val="1"/>
+      <w:numFmt w:val="decimal"/>
+      <w:lvlText w:val="%7."/>
+      <w:lvlJc w:val="start"/>
+      <w:pPr>
+        <w:tabs>
+          <w:tab w:val="num" w:pos="2880"/>
+        </w:tabs>
+        <w:ind w:start="2880" w:hanging="360"/>
+      </w:pPr>
+      <w:rPr/>
+    </w:lvl>
+    <w:lvl w:ilvl="7">
+      <w:start w:val="1"/>
+      <w:numFmt w:val="decimal"/>
+      <w:lvlText w:val="%8."/>
+      <w:lvlJc w:val="start"/>
+      <w:pPr>
+        <w:tabs>
+          <w:tab w:val="num" w:pos="3240"/>
+        </w:tabs>
+        <w:ind w:start="3240" w:hanging="360"/>
+      </w:pPr>
+      <w:rPr/>
+    </w:lvl>
+    <w:lvl w:ilvl="8">
+      <w:start w:val="1"/>
+      <w:numFmt w:val="decimal"/>
+      <w:lvlText w:val="%9."/>
+      <w:lvlJc w:val="start"/>
+      <w:pPr>
+        <w:tabs>
+          <w:tab w:val="num" w:pos="3600"/>
+        </w:tabs>
+        <w:ind w:start="3600" w:hanging="360"/>
+      </w:pPr>
+      <w:rPr/>
+    </w:lvl>
+  </w:abstractNum>
+  <w:abstractNum w:abstractNumId="7">
     <w:lvl w:ilvl="0">
       <w:start w:val="1"/>
       <w:numFmt w:val="none"/>
@@ -4910,19 +5305,28 @@
     <w:abstractNumId w:val="4"/>
   </w:num>
   <w:num w:numId="5">
-    <w:abstractNumId w:val="1"/>
+    <w:abstractNumId w:val="5"/>
+  </w:num>
+  <w:num w:numId="6">
+    <w:abstractNumId w:val="6"/>
+  </w:num>
+  <w:num w:numId="7">
+    <w:abstractNumId w:val="7"/>
+  </w:num>
+  <w:num w:numId="8">
+    <w:abstractNumId w:val="4"/>
     <w:lvlOverride w:ilvl="0">
       <w:startOverride w:val="1"/>
     </w:lvlOverride>
   </w:num>
-  <w:num w:numId="6">
-    <w:abstractNumId w:val="2"/>
+  <w:num w:numId="9">
+    <w:abstractNumId w:val="5"/>
     <w:lvlOverride w:ilvl="0">
       <w:startOverride w:val="1"/>
     </w:lvlOverride>
   </w:num>
-  <w:num w:numId="7">
-    <w:abstractNumId w:val="3"/>
+  <w:num w:numId="10">
+    <w:abstractNumId w:val="6"/>
     <w:lvlOverride w:ilvl="0">
       <w:startOverride w:val="1"/>
     </w:lvlOverride>
@@ -4952,6 +5356,7 @@
     <w:qFormat/>
     <w:pPr>
       <w:widowControl/>
+      <w:suppressAutoHyphens w:val="true"/>
       <w:bidi w:val="0"/>
       <w:spacing w:before="0" w:after="0"/>
       <w:jc w:val="start"/>
@@ -5036,11 +5441,18 @@
       <w:u w:val="single"/>
     </w:rPr>
   </w:style>
-  <w:style w:type="character" w:styleId="FootnoteCharacters">
-    <w:name w:val="Footnote Characters"/>
+  <w:style w:type="character" w:styleId="FootnoteCharactersuser">
+    <w:name w:val="Footnote Characters (user)"/>
     <w:uiPriority w:val="99"/>
     <w:semiHidden/>
     <w:unhideWhenUsed/>
+    <w:qFormat/>
+    <w:rPr>
+      <w:vertAlign w:val="superscript"/>
+    </w:rPr>
+  </w:style>
+  <w:style w:type="character" w:styleId="FootnoteCharacters">
+    <w:name w:val="Footnote Characters"/>
     <w:qFormat/>
     <w:rPr>
       <w:vertAlign w:val="superscript"/>
@@ -5064,11 +5476,18 @@
       <w:szCs w:val="20"/>
     </w:rPr>
   </w:style>
-  <w:style w:type="character" w:styleId="EndnoteCharacters">
-    <w:name w:val="Endnote Characters"/>
+  <w:style w:type="character" w:styleId="EndnoteCharactersuser">
+    <w:name w:val="Endnote Characters (user)"/>
     <w:uiPriority w:val="99"/>
     <w:semiHidden/>
     <w:unhideWhenUsed/>
+    <w:qFormat/>
+    <w:rPr>
+      <w:vertAlign w:val="superscript"/>
+    </w:rPr>
+  </w:style>
+  <w:style w:type="character" w:styleId="EndnoteCharacters">
+    <w:name w:val="Endnote Characters"/>
     <w:qFormat/>
     <w:rPr>
       <w:vertAlign w:val="superscript"/>
@@ -5165,6 +5584,7 @@
     <w:qFormat/>
     <w:pPr>
       <w:widowControl/>
+      <w:suppressAutoHyphens w:val="true"/>
       <w:bidi w:val="0"/>
       <w:spacing w:before="0" w:after="0"/>
       <w:jc w:val="start"/>
@@ -5185,6 +5605,7 @@
     <w:qFormat/>
     <w:pPr>
       <w:widowControl/>
+      <w:suppressAutoHyphens w:val="true"/>
       <w:bidi w:val="0"/>
       <w:spacing w:before="0" w:after="0"/>
       <w:jc w:val="start"/>
@@ -5233,6 +5654,7 @@
     <w:qFormat/>
     <w:pPr>
       <w:widowControl/>
+      <w:suppressAutoHyphens w:val="true"/>
       <w:bidi w:val="0"/>
       <w:spacing w:lineRule="auto" w:line="240" w:before="0" w:after="0"/>
       <w:jc w:val="start"/>
@@ -5257,37 +5679,37 @@
         <a:srgbClr val="000000"/>
       </a:dk1>
       <a:lt1>
-        <a:srgbClr val="ffffff"/>
+        <a:srgbClr val="FFFFFF"/>
       </a:lt1>
       <a:dk2>
         <a:srgbClr val="000000"/>
       </a:dk2>
       <a:lt2>
-        <a:srgbClr val="ffffff"/>
+        <a:srgbClr val="FFFFFF"/>
       </a:lt2>
       <a:accent1>
-        <a:srgbClr val="18a303"/>
+        <a:srgbClr val="18A303"/>
       </a:accent1>
       <a:accent2>
-        <a:srgbClr val="0369a3"/>
+        <a:srgbClr val="0369A3"/>
       </a:accent2>
       <a:accent3>
-        <a:srgbClr val="a33e03"/>
+        <a:srgbClr val="A33E03"/>
       </a:accent3>
       <a:accent4>
-        <a:srgbClr val="8e03a3"/>
+        <a:srgbClr val="8E03A3"/>
       </a:accent4>
       <a:accent5>
-        <a:srgbClr val="c99c00"/>
+        <a:srgbClr val="C99C00"/>
       </a:accent5>
       <a:accent6>
-        <a:srgbClr val="c9211e"/>
+        <a:srgbClr val="C9211E"/>
       </a:accent6>
       <a:hlink>
-        <a:srgbClr val="0000ee"/>
+        <a:srgbClr val="0000EE"/>
       </a:hlink>
       <a:folHlink>
-        <a:srgbClr val="551a8b"/>
+        <a:srgbClr val="551A8B"/>
       </a:folHlink>
     </a:clrScheme>
     <a:fontScheme name="Office">
